--- a/templates/hd-dichvu-template.docx
+++ b/templates/hd-dichvu-template.docx
@@ -501,7 +501,7 @@
           <w:sz w:val="24"/>
           <w:szCs w:val="24"/>
         </w:rPr>
-        <w:t xml:space="preserve">Ngày sinh        : </w:t>
+        <w:t xml:space="preserve">{{NS_LABEL}}        : </w:t>
       </w:r>
       <w:r>
         <w:rPr>
@@ -1876,7 +1876,7 @@
           <w:sz w:val="24"/>
           <w:szCs w:val="24"/>
         </w:rPr>
-        <w:t xml:space="preserve">Ngày sinh        : </w:t>
+        <w:t xml:space="preserve">{{NS_LABEL}}        : </w:t>
       </w:r>
       <w:r>
         <w:rPr>
